--- a/dist/Datas/documents/CHEVALETS-SXX-NOM DU STAGE_template_003.docx
+++ b/dist/Datas/documents/CHEVALETS-SXX-NOM DU STAGE_template_003.docx
@@ -1187,9 +1187,10 @@
       <w:footerReference w:type="default" r:id="rId10"/>
       <w:type w:val="continuous"/>
       <w:pgSz w:w="16840" w:h="11907" w:orient="landscape"/>
-      <w:pgMar w:top="113" w:right="1418" w:bottom="0" w:left="1418" w:header="720" w:footer="720" w:gutter="0"/>
+      <w:pgMar w:top="567" w:right="567" w:bottom="567" w:left="567" w:header="720" w:footer="720" w:gutter="0"/>
       <w:paperSrc w:first="4" w:other="4"/>
       <w:cols w:space="720"/>
+      <w:docGrid w:linePitch="299"/>
     </w:sectPr>
   </w:body>
 </w:document>
@@ -2778,18 +2779,6 @@
 </file>
 
 <file path=customXml/item2.xml><?xml version="1.0" encoding="utf-8"?>
-<p:properties xmlns:p="http://schemas.microsoft.com/office/2006/metadata/properties" xmlns:xsi="http://www.w3.org/2001/XMLSchema-instance" xmlns:pc="http://schemas.microsoft.com/office/infopath/2007/PartnerControls">
-  <documentManagement>
-    <TaxCatchAll xmlns="0ad0e0a9-ab9a-4e6f-9f02-d25f1222e6d5" xsi:nil="true"/>
-    <Commentaire xmlns="d486a57a-bb99-4dc9-bf99-6c7c10447675" xsi:nil="true"/>
-    <lcf76f155ced4ddcb4097134ff3c332f xmlns="d486a57a-bb99-4dc9-bf99-6c7c10447675">
-      <Terms xmlns="http://schemas.microsoft.com/office/infopath/2007/PartnerControls"/>
-    </lcf76f155ced4ddcb4097134ff3c332f>
-  </documentManagement>
-</p:properties>
-</file>
-
-<file path=customXml/item3.xml><?xml version="1.0" encoding="utf-8"?>
 <ct:contentTypeSchema xmlns:ct="http://schemas.microsoft.com/office/2006/metadata/contentType" xmlns:ma="http://schemas.microsoft.com/office/2006/metadata/properties/metaAttributes" ct:_="" ma:_="" ma:contentTypeName="Document" ma:contentTypeID="0x0101004774D812F47F834E9A74CD233E6E7281" ma:contentTypeVersion="19" ma:contentTypeDescription="Crée un document." ma:contentTypeScope="" ma:versionID="02bbfc0b177444a254b829f3d20e9b99">
   <xsd:schema xmlns:xsd="http://www.w3.org/2001/XMLSchema" xmlns:xs="http://www.w3.org/2001/XMLSchema" xmlns:p="http://schemas.microsoft.com/office/2006/metadata/properties" xmlns:ns2="d486a57a-bb99-4dc9-bf99-6c7c10447675" xmlns:ns3="0ad0e0a9-ab9a-4e6f-9f02-d25f1222e6d5" targetNamespace="http://schemas.microsoft.com/office/2006/metadata/properties" ma:root="true" ma:fieldsID="acf9e3dba13bd01d2d9490b21d6c77d7" ns2:_="" ns3:_="">
     <xsd:import namespace="d486a57a-bb99-4dc9-bf99-6c7c10447675"/>
@@ -3052,6 +3041,18 @@
 </ct:contentTypeSchema>
 </file>
 
+<file path=customXml/item3.xml><?xml version="1.0" encoding="utf-8"?>
+<p:properties xmlns:p="http://schemas.microsoft.com/office/2006/metadata/properties" xmlns:xsi="http://www.w3.org/2001/XMLSchema-instance" xmlns:pc="http://schemas.microsoft.com/office/infopath/2007/PartnerControls">
+  <documentManagement>
+    <TaxCatchAll xmlns="0ad0e0a9-ab9a-4e6f-9f02-d25f1222e6d5" xsi:nil="true"/>
+    <Commentaire xmlns="d486a57a-bb99-4dc9-bf99-6c7c10447675" xsi:nil="true"/>
+    <lcf76f155ced4ddcb4097134ff3c332f xmlns="d486a57a-bb99-4dc9-bf99-6c7c10447675">
+      <Terms xmlns="http://schemas.microsoft.com/office/infopath/2007/PartnerControls"/>
+    </lcf76f155ced4ddcb4097134ff3c332f>
+  </documentManagement>
+</p:properties>
+</file>
+
 <file path=customXml/itemProps1.xml><?xml version="1.0" encoding="utf-8"?>
 <ds:datastoreItem xmlns:ds="http://schemas.openxmlformats.org/officeDocument/2006/customXml" ds:itemID="{E4A411F8-BA42-443E-A071-0178352FA817}">
   <ds:schemaRefs>
@@ -3061,17 +3062,6 @@
 </file>
 
 <file path=customXml/itemProps2.xml><?xml version="1.0" encoding="utf-8"?>
-<ds:datastoreItem xmlns:ds="http://schemas.openxmlformats.org/officeDocument/2006/customXml" ds:itemID="{B861A331-F276-4A08-907A-8611DC841BFF}">
-  <ds:schemaRefs>
-    <ds:schemaRef ds:uri="http://schemas.microsoft.com/office/2006/metadata/properties"/>
-    <ds:schemaRef ds:uri="http://schemas.microsoft.com/office/infopath/2007/PartnerControls"/>
-    <ds:schemaRef ds:uri="0ad0e0a9-ab9a-4e6f-9f02-d25f1222e6d5"/>
-    <ds:schemaRef ds:uri="d486a57a-bb99-4dc9-bf99-6c7c10447675"/>
-  </ds:schemaRefs>
-</ds:datastoreItem>
-</file>
-
-<file path=customXml/itemProps3.xml><?xml version="1.0" encoding="utf-8"?>
 <ds:datastoreItem xmlns:ds="http://schemas.openxmlformats.org/officeDocument/2006/customXml" ds:itemID="{CD6689A9-670F-455C-88FD-81CD1C443B56}">
   <ds:schemaRefs>
     <ds:schemaRef ds:uri="http://schemas.microsoft.com/office/2006/metadata/contentType"/>
@@ -3088,4 +3078,15 @@
     <ds:schemaRef ds:uri="http://schemas.microsoft.com/internal/obd"/>
   </ds:schemaRefs>
 </ds:datastoreItem>
+</file>
+
+<file path=customXml/itemProps3.xml><?xml version="1.0" encoding="utf-8"?>
+<ds:datastoreItem xmlns:ds="http://schemas.openxmlformats.org/officeDocument/2006/customXml" ds:itemID="{B861A331-F276-4A08-907A-8611DC841BFF}">
+  <ds:schemaRefs>
+    <ds:schemaRef ds:uri="http://schemas.microsoft.com/office/2006/metadata/properties"/>
+    <ds:schemaRef ds:uri="http://schemas.microsoft.com/office/infopath/2007/PartnerControls"/>
+    <ds:schemaRef ds:uri="0ad0e0a9-ab9a-4e6f-9f02-d25f1222e6d5"/>
+    <ds:schemaRef ds:uri="d486a57a-bb99-4dc9-bf99-6c7c10447675"/>
+  </ds:schemaRefs>
+</ds:datastoreItem>
 </file>